--- a/PI/TFG.docx
+++ b/PI/TFG.docx
@@ -1405,11 +1405,22 @@
         </w:rPr>
         <w:br w:type="page"/>
       </w:r>
+      <w:r>
+        <w:rPr>
+          <w:rFonts w:ascii="Arial" w:hAnsi="Arial" w:cs="Arial"/>
+          <w:b/>
+          <w:bCs/>
+          <w:spacing w:val="-4"/>
+          <w:sz w:val="24"/>
+          <w:szCs w:val="24"/>
+        </w:rPr>
+        <w:lastRenderedPageBreak/>
+        <w:br w:type="page"/>
+      </w:r>
     </w:p>
     <w:p>
       <w:pPr>
         <w:spacing w:line="276" w:lineRule="auto"/>
-        <w:jc w:val="both"/>
         <w:rPr>
           <w:rFonts w:ascii="Arial" w:hAnsi="Arial" w:cs="Arial"/>
           <w:b/>
@@ -2388,6 +2399,7 @@
       <w:r>
         <w:rPr>
           <w:rFonts w:ascii="Arial" w:hAnsi="Arial" w:cs="Arial"/>
+          <w:noProof/>
           <w:spacing w:val="-4"/>
           <w:sz w:val="24"/>
           <w:szCs w:val="24"/>
@@ -2994,7 +3006,6 @@
           <w:spacing w:val="-4"/>
           <w:sz w:val="24"/>
           <w:szCs w:val="24"/>
-          <w:lang w:val="ru-RU"/>
         </w:rPr>
       </w:pPr>
       <w:r>
@@ -3017,7 +3028,6 @@
           <w:spacing w:val="-4"/>
           <w:sz w:val="24"/>
           <w:szCs w:val="24"/>
-          <w:lang w:val="ru-RU"/>
         </w:rPr>
       </w:pPr>
       <w:r>
@@ -3084,7 +3094,6 @@
           <w:spacing w:val="-4"/>
           <w:sz w:val="24"/>
           <w:szCs w:val="24"/>
-          <w:lang w:val="ru-RU"/>
         </w:rPr>
       </w:pPr>
       <w:r>
@@ -3446,7 +3455,6 @@
           <w:spacing w:val="-4"/>
           <w:sz w:val="24"/>
           <w:szCs w:val="24"/>
-          <w:lang w:val="ru-RU"/>
         </w:rPr>
       </w:pPr>
       <w:r>
@@ -3922,7 +3930,6 @@
           <w:spacing w:val="-4"/>
           <w:sz w:val="24"/>
           <w:szCs w:val="24"/>
-          <w:lang w:val="ru-RU"/>
         </w:rPr>
       </w:pPr>
       <w:r>
@@ -4010,7 +4017,6 @@
           <w:spacing w:val="-4"/>
           <w:sz w:val="24"/>
           <w:szCs w:val="24"/>
-          <w:lang w:val="ru-RU"/>
         </w:rPr>
       </w:pPr>
     </w:p>
@@ -4024,7 +4030,6 @@
           <w:spacing w:val="-4"/>
           <w:sz w:val="24"/>
           <w:szCs w:val="24"/>
-          <w:lang w:val="ru-RU"/>
         </w:rPr>
       </w:pPr>
     </w:p>
@@ -4038,7 +4043,6 @@
           <w:spacing w:val="-4"/>
           <w:sz w:val="24"/>
           <w:szCs w:val="24"/>
-          <w:lang w:val="ru-RU"/>
         </w:rPr>
       </w:pPr>
     </w:p>
@@ -4052,7 +4056,6 @@
           <w:spacing w:val="-4"/>
           <w:sz w:val="24"/>
           <w:szCs w:val="24"/>
-          <w:lang w:val="ru-RU"/>
         </w:rPr>
       </w:pPr>
     </w:p>
@@ -4066,7 +4069,6 @@
           <w:spacing w:val="-4"/>
           <w:sz w:val="24"/>
           <w:szCs w:val="24"/>
-          <w:lang w:val="ru-RU"/>
         </w:rPr>
       </w:pPr>
     </w:p>
@@ -4080,7 +4082,6 @@
           <w:spacing w:val="-4"/>
           <w:sz w:val="24"/>
           <w:szCs w:val="24"/>
-          <w:lang w:val="ru-RU"/>
         </w:rPr>
       </w:pPr>
     </w:p>
@@ -4143,25 +4144,7 @@
           <w:sz w:val="24"/>
           <w:szCs w:val="24"/>
         </w:rPr>
-        <w:t>, se consideró que el enfoque en cascada era el más apropiado para este proyecto. Los métodos ágiles requieren trabajo en equipo y revisiones frecuentes con el cliente, lo cual no era viable en este caso debido al carácter individual del desarrollo. Por otro lado, el modelo incremental implica dividir el sistema en múltiples entregas o versiones parciales, lo que podría haber complicado la gestión del tiempo y la coherencia del producto final.</w:t>
-      </w:r>
-      <w:r>
-        <w:rPr>
-          <w:rFonts w:ascii="Arial" w:hAnsi="Arial" w:cs="Arial"/>
-          <w:spacing w:val="-4"/>
-          <w:sz w:val="24"/>
-          <w:szCs w:val="24"/>
-        </w:rPr>
-        <w:t xml:space="preserve"> </w:t>
-      </w:r>
-      <w:r>
-        <w:rPr>
-          <w:rFonts w:ascii="Arial" w:hAnsi="Arial" w:cs="Arial"/>
-          <w:spacing w:val="-4"/>
-          <w:sz w:val="24"/>
-          <w:szCs w:val="24"/>
-        </w:rPr>
-        <w:t xml:space="preserve">Por estas razones, el modelo en cascada ofreció el equilibrio perfecto entre </w:t>
+        <w:t xml:space="preserve">, se consideró que el enfoque en cascada era el más apropiado para este proyecto. Los métodos ágiles requieren trabajo en equipo y revisiones frecuentes con el cliente, lo cual no era viable en este caso debido al carácter individual del desarrollo. Por otro lado, el modelo incremental implica dividir el sistema en múltiples entregas o versiones parciales, lo que podría haber complicado la gestión del tiempo y la coherencia del producto final. Por estas razones, el modelo en cascada ofreció el equilibrio perfecto entre </w:t>
       </w:r>
       <w:r>
         <w:rPr>
@@ -4216,7 +4199,6 @@
           <w:spacing w:val="-4"/>
           <w:sz w:val="24"/>
           <w:szCs w:val="24"/>
-          <w:lang w:val="ru-RU"/>
         </w:rPr>
       </w:pPr>
       <w:r>
@@ -4285,7 +4267,6 @@
           <w:spacing w:val="-4"/>
           <w:sz w:val="24"/>
           <w:szCs w:val="24"/>
-          <w:lang w:val="ru-RU"/>
         </w:rPr>
         <w:br/>
       </w:r>
@@ -4297,7 +4278,6 @@
           <w:spacing w:val="-4"/>
           <w:sz w:val="24"/>
           <w:szCs w:val="24"/>
-          <w:lang w:val="ru-RU"/>
         </w:rPr>
         <w:br/>
       </w:r>
@@ -4309,7 +4289,6 @@
           <w:spacing w:val="-4"/>
           <w:sz w:val="24"/>
           <w:szCs w:val="24"/>
-          <w:lang w:val="ru-RU"/>
         </w:rPr>
         <w:br/>
       </w:r>
@@ -4321,7 +4300,6 @@
           <w:spacing w:val="-4"/>
           <w:sz w:val="24"/>
           <w:szCs w:val="24"/>
-          <w:lang w:val="ru-RU"/>
         </w:rPr>
         <w:br/>
       </w:r>
@@ -4333,7 +4311,6 @@
           <w:spacing w:val="-4"/>
           <w:sz w:val="24"/>
           <w:szCs w:val="24"/>
-          <w:lang w:val="ru-RU"/>
         </w:rPr>
         <w:br/>
       </w:r>
@@ -4345,7 +4322,6 @@
           <w:spacing w:val="-4"/>
           <w:sz w:val="24"/>
           <w:szCs w:val="24"/>
-          <w:lang w:val="ru-RU"/>
         </w:rPr>
         <w:br/>
       </w:r>
@@ -7545,6 +7521,7 @@
   <w:style w:type="character" w:default="1" w:styleId="Fuentedeprrafopredeter">
     <w:name w:val="Default Paragraph Font"/>
     <w:uiPriority w:val="1"/>
+    <w:semiHidden/>
     <w:unhideWhenUsed/>
   </w:style>
   <w:style w:type="table" w:default="1" w:styleId="Tablanormal">
@@ -7979,6 +7956,18 @@
 </file>
 
 <file path=customXml/item1.xml><?xml version="1.0" encoding="utf-8"?>
+<p:properties xmlns:p="http://schemas.microsoft.com/office/2006/metadata/properties" xmlns:xsi="http://www.w3.org/2001/XMLSchema-instance" xmlns:pc="http://schemas.microsoft.com/office/infopath/2007/PartnerControls">
+  <documentManagement>
+    <TaxCatchAll xmlns="9861335f-2f0b-43dd-a468-b0ac7dd8fca1" xsi:nil="true"/>
+    <lcf76f155ced4ddcb4097134ff3c332f xmlns="bc7fc0ac-d14f-4221-a317-1fbb77579484">
+      <Terms xmlns="http://schemas.microsoft.com/office/infopath/2007/PartnerControls"/>
+    </lcf76f155ced4ddcb4097134ff3c332f>
+    <ReferenceId xmlns="bc7fc0ac-d14f-4221-a317-1fbb77579484" xsi:nil="true"/>
+  </documentManagement>
+</p:properties>
+</file>
+
+<file path=customXml/item2.xml><?xml version="1.0" encoding="utf-8"?>
 <ct:contentTypeSchema xmlns:ct="http://schemas.microsoft.com/office/2006/metadata/contentType" xmlns:ma="http://schemas.microsoft.com/office/2006/metadata/properties/metaAttributes" ct:_="" ma:_="" ma:contentTypeName="Documento" ma:contentTypeID="0x010100D0B489BAA25E6E4AB4283FC8BEB30068" ma:contentTypeVersion="13" ma:contentTypeDescription="Crear nuevo documento." ma:contentTypeScope="" ma:versionID="f558194aae0674957ce62e2eebdec1d9">
   <xsd:schema xmlns:xsd="http://www.w3.org/2001/XMLSchema" xmlns:xs="http://www.w3.org/2001/XMLSchema" xmlns:p="http://schemas.microsoft.com/office/2006/metadata/properties" xmlns:ns2="bc7fc0ac-d14f-4221-a317-1fbb77579484" xmlns:ns3="9861335f-2f0b-43dd-a468-b0ac7dd8fca1" targetNamespace="http://schemas.microsoft.com/office/2006/metadata/properties" ma:root="true" ma:fieldsID="1e83bd779bc3bd8a42aeee7e0a47ffe0" ns2:_="" ns3:_="">
     <xsd:import namespace="bc7fc0ac-d14f-4221-a317-1fbb77579484"/>
@@ -8185,19 +8174,11 @@
 </ct:contentTypeSchema>
 </file>
 
-<file path=customXml/item2.xml><?xml version="1.0" encoding="utf-8"?>
-<p:properties xmlns:p="http://schemas.microsoft.com/office/2006/metadata/properties" xmlns:xsi="http://www.w3.org/2001/XMLSchema-instance" xmlns:pc="http://schemas.microsoft.com/office/infopath/2007/PartnerControls">
-  <documentManagement>
-    <TaxCatchAll xmlns="9861335f-2f0b-43dd-a468-b0ac7dd8fca1" xsi:nil="true"/>
-    <lcf76f155ced4ddcb4097134ff3c332f xmlns="bc7fc0ac-d14f-4221-a317-1fbb77579484">
-      <Terms xmlns="http://schemas.microsoft.com/office/infopath/2007/PartnerControls"/>
-    </lcf76f155ced4ddcb4097134ff3c332f>
-    <ReferenceId xmlns="bc7fc0ac-d14f-4221-a317-1fbb77579484" xsi:nil="true"/>
-  </documentManagement>
-</p:properties>
+<file path=customXml/item3.xml><?xml version="1.0" encoding="utf-8"?>
+<b:Sources xmlns:b="http://schemas.openxmlformats.org/officeDocument/2006/bibliography" xmlns="http://schemas.openxmlformats.org/officeDocument/2006/bibliography" SelectedStyle="\APASixthEditionOfficeOnline.xsl" StyleName="APA" Version="6"/>
 </file>
 
-<file path=customXml/item3.xml><?xml version="1.0" encoding="utf-8"?>
+<file path=customXml/item4.xml><?xml version="1.0" encoding="utf-8"?>
 <?mso-contentType ?>
 <FormTemplates xmlns="http://schemas.microsoft.com/sharepoint/v3/contenttype/forms">
   <Display>DocumentLibraryForm</Display>
@@ -8206,11 +8187,18 @@
 </FormTemplates>
 </file>
 
-<file path=customXml/item4.xml><?xml version="1.0" encoding="utf-8"?>
-<b:Sources xmlns:b="http://schemas.openxmlformats.org/officeDocument/2006/bibliography" xmlns="http://schemas.openxmlformats.org/officeDocument/2006/bibliography" SelectedStyle="\APASixthEditionOfficeOnline.xsl" StyleName="APA" Version="6"/>
+<file path=customXml/itemProps1.xml><?xml version="1.0" encoding="utf-8"?>
+<ds:datastoreItem xmlns:ds="http://schemas.openxmlformats.org/officeDocument/2006/customXml" ds:itemID="{42AA9421-70DD-43AD-B251-D780E1CD4265}">
+  <ds:schemaRefs>
+    <ds:schemaRef ds:uri="http://schemas.microsoft.com/office/2006/metadata/properties"/>
+    <ds:schemaRef ds:uri="http://schemas.microsoft.com/office/infopath/2007/PartnerControls"/>
+    <ds:schemaRef ds:uri="9861335f-2f0b-43dd-a468-b0ac7dd8fca1"/>
+    <ds:schemaRef ds:uri="bc7fc0ac-d14f-4221-a317-1fbb77579484"/>
+  </ds:schemaRefs>
+</ds:datastoreItem>
 </file>
 
-<file path=customXml/itemProps1.xml><?xml version="1.0" encoding="utf-8"?>
+<file path=customXml/itemProps2.xml><?xml version="1.0" encoding="utf-8"?>
 <ds:datastoreItem xmlns:ds="http://schemas.openxmlformats.org/officeDocument/2006/customXml" ds:itemID="{BE8B67AE-CC11-493A-9152-1F7995CFB35B}">
   <ds:schemaRefs>
     <ds:schemaRef ds:uri="http://schemas.microsoft.com/office/2006/metadata/contentType"/>
@@ -8229,29 +8217,18 @@
 </ds:datastoreItem>
 </file>
 
-<file path=customXml/itemProps2.xml><?xml version="1.0" encoding="utf-8"?>
-<ds:datastoreItem xmlns:ds="http://schemas.openxmlformats.org/officeDocument/2006/customXml" ds:itemID="{42AA9421-70DD-43AD-B251-D780E1CD4265}">
+<file path=customXml/itemProps3.xml><?xml version="1.0" encoding="utf-8"?>
+<ds:datastoreItem xmlns:ds="http://schemas.openxmlformats.org/officeDocument/2006/customXml" ds:itemID="{CBF448E0-D14B-49FD-B4F6-DFA26D9A896A}">
   <ds:schemaRefs>
-    <ds:schemaRef ds:uri="http://schemas.microsoft.com/office/2006/metadata/properties"/>
-    <ds:schemaRef ds:uri="http://schemas.microsoft.com/office/infopath/2007/PartnerControls"/>
-    <ds:schemaRef ds:uri="9861335f-2f0b-43dd-a468-b0ac7dd8fca1"/>
-    <ds:schemaRef ds:uri="bc7fc0ac-d14f-4221-a317-1fbb77579484"/>
+    <ds:schemaRef ds:uri="http://schemas.openxmlformats.org/officeDocument/2006/bibliography"/>
   </ds:schemaRefs>
 </ds:datastoreItem>
 </file>
 
-<file path=customXml/itemProps3.xml><?xml version="1.0" encoding="utf-8"?>
+<file path=customXml/itemProps4.xml><?xml version="1.0" encoding="utf-8"?>
 <ds:datastoreItem xmlns:ds="http://schemas.openxmlformats.org/officeDocument/2006/customXml" ds:itemID="{7ADEA507-66FF-4D0A-B9EA-7B2A718A23B1}">
   <ds:schemaRefs>
     <ds:schemaRef ds:uri="http://schemas.microsoft.com/sharepoint/v3/contenttype/forms"/>
   </ds:schemaRefs>
 </ds:datastoreItem>
-</file>
-
-<file path=customXml/itemProps4.xml><?xml version="1.0" encoding="utf-8"?>
-<ds:datastoreItem xmlns:ds="http://schemas.openxmlformats.org/officeDocument/2006/customXml" ds:itemID="{CBF448E0-D14B-49FD-B4F6-DFA26D9A896A}">
-  <ds:schemaRefs>
-    <ds:schemaRef ds:uri="http://schemas.openxmlformats.org/officeDocument/2006/bibliography"/>
-  </ds:schemaRefs>
-</ds:datastoreItem>
 </file>